--- a/diligence-artifact-backend/references/document-templates/ai/v2_1/lane-a/DOC_AI_A_AUP_QR_READY_v2_1.docx
+++ b/diligence-artifact-backend/references/document-templates/ai/v2_1/lane-a/DOC_AI_A_AUP_QR_READY_v2_1.docx
@@ -72,7 +72,7 @@
           <w:sz w:val="32"/>
           <w:szCs w:val="32"/>
         </w:rPr>
-        <w:t>LEX NO</w:t>
+        <w:t>AI GOVERNANCE:</w:t>
       </w:r>
       <w:r>
         <w:rPr>
@@ -81,7 +81,7 @@
           <w:sz w:val="32"/>
           <w:szCs w:val="32"/>
         </w:rPr>
-        <w:t xml:space="preserve">VA </w:t>
+        <w:t xml:space="preserve"/>
       </w:r>
       <w:r>
         <w:rPr>
@@ -90,7 +90,7 @@
           <w:sz w:val="32"/>
           <w:szCs w:val="32"/>
         </w:rPr>
-        <w:t xml:space="preserve">HQ </w:t>
+        <w:t xml:space="preserve"/>
       </w:r>
       <w:r>
         <w:rPr>
@@ -99,7 +99,7 @@
           <w:sz w:val="32"/>
           <w:szCs w:val="32"/>
         </w:rPr>
-        <w:t xml:space="preserve">– AI </w:t>
+        <w:t xml:space="preserve"/>
       </w:r>
       <w:r>
         <w:rPr>
@@ -108,7 +108,7 @@
           <w:sz w:val="32"/>
           <w:szCs w:val="32"/>
         </w:rPr>
-        <w:t>GOVERNANCE:</w:t>
+        <w:t/>
       </w:r>
       <w:r>
         <w:rPr>
@@ -462,7 +462,7 @@
           <w:i/>
           <w:iCs/>
         </w:rPr>
-        <w:t>This document was architected by Lex Nova HQ as a Review-Ready Draft — approximately 95% complete. It is designed to be reviewed, validated, and finalized by your local legal counsel before deployment. Lex Nova HQ operates as Legal Architects, not as a law firm, and does not provide legal advice. This document does not constitute legal advice and does not create an attorney-client relationship. Your local counsel should review this document for compliance with the laws of your specific jurisdiction before you publish or enforce it.</w:t>
+        <w:t>This document is a Review-Ready Draft — approximately 95% complete. It is designed to be reviewed, validated, and finalized by your local legal counsel before deployment. The document preparer is a legal architecture provider, not a law firm, and does not provide legal advice. This document does not constitute legal advice and does not create an attorney-client relationship. Your local counsel should review this document for compliance with the laws of your specific jurisdiction before you publish or enforce it.</w:t>
       </w:r>
     </w:p>
     <w:p>
@@ -12260,14 +12260,14 @@
               <w:sz w:val="16"/>
               <w:szCs w:val="16"/>
             </w:rPr>
-            <w:t>Lex Nova HQ —</w:t>
+            <w:t/>
           </w:r>
           <w:r>
             <w:rPr>
               <w:sz w:val="16"/>
               <w:szCs w:val="16"/>
             </w:rPr>
-            <w:t xml:space="preserve"> DOC_AUP_AI</w:t>
+            <w:t xml:space="preserve">DOC_AUP_AI</w:t>
           </w:r>
         </w:p>
       </w:tc>
@@ -12495,14 +12495,14 @@
               <w:sz w:val="16"/>
               <w:szCs w:val="16"/>
             </w:rPr>
-            <w:t>Lex Nova HQ —</w:t>
+            <w:t/>
           </w:r>
           <w:r>
             <w:rPr>
               <w:sz w:val="16"/>
               <w:szCs w:val="16"/>
             </w:rPr>
-            <w:t xml:space="preserve"> DOC_</w:t>
+            <w:t xml:space="preserve">DOC_</w:t>
           </w:r>
           <w:r>
             <w:rPr>
